--- a/public/modeles/estimatif_B.docx
+++ b/public/modeles/estimatif_B.docx
@@ -112,6 +112,31 @@
         <w:spacing w:after="0"/>
       </w:pPr>
       <w:r>
+        <w:t xml:space="preserve">{#a_presentation}</w:t>
+      </w:r>
+    </w:p>
+    <w:p>
+      <w:pPr>
+        <w:keepNext/>
+        <w:pBdr>
+          <w:bottom w:val="single" w:color="D4762A" w:sz="6" w:space="1"/>
+        </w:pBdr>
+        <w:spacing w:after="120" w:before="220"/>
+      </w:pPr>
+      <w:r>
+        <w:rPr>
+          <w:color w:val="D4762A"/>
+          <w:sz w:val="23"/>
+          <w:szCs w:val="23"/>
+        </w:rPr>
+        <w:t xml:space="preserve">Présentation générale du projet</w:t>
+      </w:r>
+    </w:p>
+    <w:p>
+      <w:pPr>
+        <w:spacing w:after="0"/>
+      </w:pPr>
+      <w:r>
         <w:t xml:space="preserve">{#presentation}</w:t>
       </w:r>
     </w:p>
@@ -130,6 +155,133 @@
       </w:pPr>
       <w:r>
         <w:t xml:space="preserve">{/presentation}</w:t>
+      </w:r>
+    </w:p>
+    <w:p>
+      <w:pPr>
+        <w:spacing w:after="0"/>
+      </w:pPr>
+      <w:r>
+        <w:t xml:space="preserve">{/a_presentation}</w:t>
+      </w:r>
+    </w:p>
+    <w:p>
+      <w:pPr>
+        <w:spacing w:after="0"/>
+      </w:pPr>
+      <w:r>
+        <w:t xml:space="preserve">{#a_est_objet}</w:t>
+      </w:r>
+    </w:p>
+    <w:p>
+      <w:pPr>
+        <w:keepNext/>
+        <w:pBdr>
+          <w:bottom w:val="single" w:color="D4762A" w:sz="6" w:space="1"/>
+        </w:pBdr>
+        <w:spacing w:after="120" w:before="220"/>
+      </w:pPr>
+      <w:r>
+        <w:rPr>
+          <w:color w:val="D4762A"/>
+          <w:sz w:val="23"/>
+          <w:szCs w:val="23"/>
+        </w:rPr>
+        <w:t xml:space="preserve">Objet de la mission</w:t>
+      </w:r>
+    </w:p>
+    <w:p>
+      <w:pPr>
+        <w:spacing w:after="0"/>
+      </w:pPr>
+      <w:r>
+        <w:t xml:space="preserve">{#est_objet_intro}</w:t>
+      </w:r>
+    </w:p>
+    <w:p>
+      <w:pPr>
+        <w:spacing w:after="100" w:before="0" w:line="264" w:lineRule="auto"/>
+        <w:jc w:val="both"/>
+      </w:pPr>
+      <w:r>
+        <w:t xml:space="preserve">{est_objet_intro}</w:t>
+      </w:r>
+    </w:p>
+    <w:p>
+      <w:pPr>
+        <w:spacing w:after="0"/>
+      </w:pPr>
+      <w:r>
+        <w:t xml:space="preserve">{/est_objet_intro}</w:t>
+      </w:r>
+    </w:p>
+    <w:p>
+      <w:pPr>
+        <w:spacing w:after="0"/>
+      </w:pPr>
+      <w:r>
+        <w:t xml:space="preserve">{#est_objet}</w:t>
+      </w:r>
+    </w:p>
+    <w:p>
+      <w:pPr>
+        <w:pStyle w:val="ListParagraph"/>
+        <w:numPr>
+          <w:ilvl w:val="0"/>
+          <w:numId w:val="2"/>
+        </w:numPr>
+        <w:spacing w:after="40" w:line="264" w:lineRule="auto"/>
+      </w:pPr>
+      <w:r>
+        <w:t xml:space="preserve">{.}</w:t>
+      </w:r>
+    </w:p>
+    <w:p>
+      <w:pPr>
+        <w:spacing w:after="0"/>
+      </w:pPr>
+      <w:r>
+        <w:t xml:space="preserve">{/est_objet}</w:t>
+      </w:r>
+    </w:p>
+    <w:p>
+      <w:pPr>
+        <w:spacing w:after="0"/>
+      </w:pPr>
+      <w:r>
+        <w:t xml:space="preserve">{#a_est_ctr}</w:t>
+      </w:r>
+    </w:p>
+    <w:p>
+      <w:pPr>
+        <w:spacing w:after="100" w:before="60" w:line="264" w:lineRule="auto"/>
+        <w:jc w:val="left"/>
+      </w:pPr>
+      <w:r>
+        <w:rPr>
+          <w:i/>
+          <w:iCs/>
+          <w:color w:val="808080"/>
+          <w:sz w:val="17"/>
+          <w:szCs w:val="17"/>
+        </w:rPr>
+        <w:t xml:space="preserve">Le détail de cette mission et son chiffrage font l'objet du document « Proposition d'honoraires » joint au présent dossier.</w:t>
+      </w:r>
+    </w:p>
+    <w:p>
+      <w:pPr>
+        <w:spacing w:after="0"/>
+      </w:pPr>
+      <w:r>
+        <w:t xml:space="preserve">{/a_est_ctr}</w:t>
+      </w:r>
+    </w:p>
+    <w:p>
+      <w:pPr>
+        <w:spacing w:after="0"/>
+      </w:pPr>
+      <w:r>
+        <w:t xml:space="preserve">{/a_est_objet}</w:t>
       </w:r>
     </w:p>
     <w:p>
@@ -678,14 +830,159 @@
           </w:p>
         </w:tc>
       </w:tr>
+      <w:tr>
+        <w:tc>
+          <w:tcPr>
+            <w:tcW w:type="dxa" w:w="7700"/>
+            <w:gridSpan w:val="4"/>
+            <w:shd w:fill="DCE3EE" w:color="auto" w:val="clear"/>
+            <w:tcMar>
+              <w:top w:type="dxa" w:w="70"/>
+              <w:left w:type="dxa" w:w="110"/>
+              <w:bottom w:type="dxa" w:w="70"/>
+              <w:right w:type="dxa" w:w="110"/>
+            </w:tcMar>
+            <w:vAlign w:val="center"/>
+          </w:tcPr>
+          <w:p>
+            <w:pPr>
+              <w:spacing w:after="0" w:before="0" w:line="264" w:lineRule="auto"/>
+              <w:jc w:val="right"/>
+            </w:pPr>
+            <w:r>
+              <w:rPr>
+                <w:sz w:val="18"/>
+                <w:szCs w:val="18"/>
+              </w:rPr>
+              <w:t xml:space="preserve">TVA {tva_taux} %</w:t>
+            </w:r>
+          </w:p>
+        </w:tc>
+        <w:tc>
+          <w:tcPr>
+            <w:tcW w:type="dxa" w:w="1700"/>
+            <w:shd w:fill="DCE3EE" w:color="auto" w:val="clear"/>
+            <w:tcMar>
+              <w:top w:type="dxa" w:w="70"/>
+              <w:left w:type="dxa" w:w="110"/>
+              <w:bottom w:type="dxa" w:w="70"/>
+              <w:right w:type="dxa" w:w="110"/>
+            </w:tcMar>
+            <w:vAlign w:val="center"/>
+          </w:tcPr>
+          <w:p>
+            <w:pPr>
+              <w:spacing w:after="0" w:before="0" w:line="264" w:lineRule="auto"/>
+              <w:jc w:val="right"/>
+            </w:pPr>
+            <w:r>
+              <w:rPr>
+                <w:sz w:val="18"/>
+                <w:szCs w:val="18"/>
+              </w:rPr>
+              <w:t xml:space="preserve">{tva} €</w:t>
+            </w:r>
+          </w:p>
+        </w:tc>
+      </w:tr>
+      <w:tr>
+        <w:tc>
+          <w:tcPr>
+            <w:tcW w:type="dxa" w:w="7700"/>
+            <w:gridSpan w:val="4"/>
+            <w:shd w:fill="E07B39" w:color="auto" w:val="clear"/>
+            <w:tcMar>
+              <w:top w:type="dxa" w:w="70"/>
+              <w:left w:type="dxa" w:w="110"/>
+              <w:bottom w:type="dxa" w:w="70"/>
+              <w:right w:type="dxa" w:w="110"/>
+            </w:tcMar>
+            <w:vAlign w:val="center"/>
+          </w:tcPr>
+          <w:p>
+            <w:pPr>
+              <w:spacing w:after="0" w:before="0" w:line="264" w:lineRule="auto"/>
+              <w:jc w:val="right"/>
+            </w:pPr>
+            <w:r>
+              <w:rPr>
+                <w:color w:val="FFFFFF"/>
+                <w:sz w:val="18"/>
+                <w:szCs w:val="18"/>
+              </w:rPr>
+              <w:t xml:space="preserve">TOTAL GÉNÉRAL TRAVAUX TTC</w:t>
+            </w:r>
+          </w:p>
+        </w:tc>
+        <w:tc>
+          <w:tcPr>
+            <w:tcW w:type="dxa" w:w="1700"/>
+            <w:shd w:fill="E07B39" w:color="auto" w:val="clear"/>
+            <w:tcMar>
+              <w:top w:type="dxa" w:w="70"/>
+              <w:left w:type="dxa" w:w="110"/>
+              <w:bottom w:type="dxa" w:w="70"/>
+              <w:right w:type="dxa" w:w="110"/>
+            </w:tcMar>
+            <w:vAlign w:val="center"/>
+          </w:tcPr>
+          <w:p>
+            <w:pPr>
+              <w:spacing w:after="0" w:before="0" w:line="264" w:lineRule="auto"/>
+              <w:jc w:val="right"/>
+            </w:pPr>
+            <w:r>
+              <w:rPr>
+                <w:color w:val="FFFFFF"/>
+                <w:sz w:val="18"/>
+                <w:szCs w:val="18"/>
+              </w:rPr>
+              <w:t xml:space="preserve">{total_ttc} €</w:t>
+            </w:r>
+          </w:p>
+        </w:tc>
+      </w:tr>
     </w:tbl>
     <w:p>
       <w:pPr>
-        <w:spacing w:after="120" w:before="0" w:line="264" w:lineRule="auto"/>
-        <w:jc w:val="left"/>
-      </w:pPr>
-      <w:r>
-        <w:t xml:space="preserve"/>
+        <w:keepNext/>
+        <w:pBdr>
+          <w:bottom w:val="single" w:color="D4762A" w:sz="6" w:space="1"/>
+        </w:pBdr>
+        <w:spacing w:after="120" w:before="220"/>
+      </w:pPr>
+      <w:r>
+        <w:rPr>
+          <w:color w:val="D4762A"/>
+          <w:sz w:val="23"/>
+          <w:szCs w:val="23"/>
+        </w:rPr>
+        <w:t xml:space="preserve">Budget global prévisionnel — Travaux et annexes financières</w:t>
+      </w:r>
+    </w:p>
+    <w:p>
+      <w:pPr>
+        <w:spacing w:after="0"/>
+      </w:pPr>
+      <w:r>
+        <w:t xml:space="preserve">{#annexes_intro}</w:t>
+      </w:r>
+    </w:p>
+    <w:p>
+      <w:pPr>
+        <w:spacing w:after="100" w:before="0" w:line="264" w:lineRule="auto"/>
+        <w:jc w:val="both"/>
+      </w:pPr>
+      <w:r>
+        <w:t xml:space="preserve">{.}</w:t>
+      </w:r>
+    </w:p>
+    <w:p>
+      <w:pPr>
+        <w:spacing w:after="0"/>
+      </w:pPr>
+      <w:r>
+        <w:t xml:space="preserve">{/annexes_intro}</w:t>
       </w:r>
     </w:p>
     <w:tbl>
@@ -702,175 +999,10 @@
         <w:tblLayout w:type="fixed"/>
       </w:tblPr>
       <w:tblGrid>
-        <w:gridCol w:w="6400"/>
+        <w:gridCol w:w="3700"/>
+        <w:gridCol w:w="1450"/>
+        <w:gridCol w:w="1250"/>
         <w:gridCol w:w="3000"/>
-      </w:tblGrid>
-      <w:tr>
-        <w:tc>
-          <w:tcPr>
-            <w:tcW w:type="dxa" w:w="6400"/>
-            <w:tcMar>
-              <w:top w:type="dxa" w:w="70"/>
-              <w:left w:type="dxa" w:w="110"/>
-              <w:bottom w:type="dxa" w:w="70"/>
-              <w:right w:type="dxa" w:w="110"/>
-            </w:tcMar>
-            <w:vAlign w:val="center"/>
-          </w:tcPr>
-          <w:p>
-            <w:pPr>
-              <w:spacing w:after="0" w:before="0" w:line="264" w:lineRule="auto"/>
-              <w:jc w:val="left"/>
-            </w:pPr>
-            <w:r>
-              <w:rPr>
-                <w:sz w:val="18"/>
-                <w:szCs w:val="18"/>
-              </w:rPr>
-              <w:t xml:space="preserve">TVA {tva_taux} %</w:t>
-            </w:r>
-          </w:p>
-        </w:tc>
-        <w:tc>
-          <w:tcPr>
-            <w:tcW w:type="dxa" w:w="3000"/>
-            <w:tcMar>
-              <w:top w:type="dxa" w:w="70"/>
-              <w:left w:type="dxa" w:w="110"/>
-              <w:bottom w:type="dxa" w:w="70"/>
-              <w:right w:type="dxa" w:w="110"/>
-            </w:tcMar>
-            <w:vAlign w:val="center"/>
-          </w:tcPr>
-          <w:p>
-            <w:pPr>
-              <w:spacing w:after="0" w:before="0" w:line="264" w:lineRule="auto"/>
-              <w:jc w:val="right"/>
-            </w:pPr>
-            <w:r>
-              <w:rPr>
-                <w:sz w:val="18"/>
-                <w:szCs w:val="18"/>
-              </w:rPr>
-              <w:t xml:space="preserve">{tva} €</w:t>
-            </w:r>
-          </w:p>
-        </w:tc>
-      </w:tr>
-      <w:tr>
-        <w:tc>
-          <w:tcPr>
-            <w:tcW w:type="dxa" w:w="6400"/>
-            <w:shd w:fill="FBE5D6" w:color="auto" w:val="clear"/>
-            <w:tcMar>
-              <w:top w:type="dxa" w:w="70"/>
-              <w:left w:type="dxa" w:w="110"/>
-              <w:bottom w:type="dxa" w:w="70"/>
-              <w:right w:type="dxa" w:w="110"/>
-            </w:tcMar>
-            <w:vAlign w:val="center"/>
-          </w:tcPr>
-          <w:p>
-            <w:pPr>
-              <w:spacing w:after="0" w:before="0" w:line="264" w:lineRule="auto"/>
-              <w:jc w:val="left"/>
-            </w:pPr>
-            <w:r>
-              <w:rPr>
-                <w:sz w:val="18"/>
-                <w:szCs w:val="18"/>
-              </w:rPr>
-              <w:t xml:space="preserve">TOTAL GÉNÉRAL TRAVAUX TTC</w:t>
-            </w:r>
-          </w:p>
-        </w:tc>
-        <w:tc>
-          <w:tcPr>
-            <w:tcW w:type="dxa" w:w="3000"/>
-            <w:shd w:fill="FBE5D6" w:color="auto" w:val="clear"/>
-            <w:tcMar>
-              <w:top w:type="dxa" w:w="70"/>
-              <w:left w:type="dxa" w:w="110"/>
-              <w:bottom w:type="dxa" w:w="70"/>
-              <w:right w:type="dxa" w:w="110"/>
-            </w:tcMar>
-            <w:vAlign w:val="center"/>
-          </w:tcPr>
-          <w:p>
-            <w:pPr>
-              <w:spacing w:after="0" w:before="0" w:line="264" w:lineRule="auto"/>
-              <w:jc w:val="right"/>
-            </w:pPr>
-            <w:r>
-              <w:rPr>
-                <w:sz w:val="18"/>
-                <w:szCs w:val="18"/>
-              </w:rPr>
-              <w:t xml:space="preserve">{total_ttc} €</w:t>
-            </w:r>
-          </w:p>
-        </w:tc>
-      </w:tr>
-    </w:tbl>
-    <w:p>
-      <w:pPr>
-        <w:keepNext/>
-        <w:pBdr>
-          <w:bottom w:val="single" w:color="D4762A" w:sz="6" w:space="1"/>
-        </w:pBdr>
-        <w:spacing w:after="120" w:before="220"/>
-      </w:pPr>
-      <w:r>
-        <w:rPr>
-          <w:color w:val="D4762A"/>
-          <w:sz w:val="23"/>
-          <w:szCs w:val="23"/>
-        </w:rPr>
-        <w:t xml:space="preserve">Budget global prévisionnel — Travaux et annexes financières</w:t>
-      </w:r>
-    </w:p>
-    <w:p>
-      <w:pPr>
-        <w:spacing w:after="0"/>
-      </w:pPr>
-      <w:r>
-        <w:t xml:space="preserve">{#annexes_intro}</w:t>
-      </w:r>
-    </w:p>
-    <w:p>
-      <w:pPr>
-        <w:spacing w:after="100" w:before="0" w:line="264" w:lineRule="auto"/>
-        <w:jc w:val="both"/>
-      </w:pPr>
-      <w:r>
-        <w:t xml:space="preserve">{.}</w:t>
-      </w:r>
-    </w:p>
-    <w:p>
-      <w:pPr>
-        <w:spacing w:after="0"/>
-      </w:pPr>
-      <w:r>
-        <w:t xml:space="preserve">{/annexes_intro}</w:t>
-      </w:r>
-    </w:p>
-    <w:tbl>
-      <w:tblPr>
-        <w:tblW w:type="dxa" w:w="9400"/>
-        <w:tblBorders>
-          <w:top w:val="single" w:color="D9D9D9" w:sz="4"/>
-          <w:left w:val="single" w:color="D9D9D9" w:sz="4"/>
-          <w:bottom w:val="single" w:color="D9D9D9" w:sz="4"/>
-          <w:right w:val="single" w:color="D9D9D9" w:sz="4"/>
-          <w:insideH w:val="single" w:color="D9D9D9" w:sz="4"/>
-          <w:insideV w:val="single" w:color="D9D9D9" w:sz="4"/>
-        </w:tblBorders>
-        <w:tblLayout w:type="fixed"/>
-      </w:tblPr>
-      <w:tblGrid>
-        <w:gridCol w:w="2900"/>
-        <w:gridCol w:w="1300"/>
-        <w:gridCol w:w="5200"/>
       </w:tblGrid>
       <w:tr>
         <w:trPr>
@@ -878,7 +1010,7 @@
         </w:trPr>
         <w:tc>
           <w:tcPr>
-            <w:tcW w:type="dxa" w:w="2900"/>
+            <w:tcW w:type="dxa" w:w="3700"/>
             <w:shd w:fill="D4762A" w:color="auto" w:val="clear"/>
             <w:tcMar>
               <w:top w:type="dxa" w:w="70"/>
@@ -905,7 +1037,7 @@
         </w:tc>
         <w:tc>
           <w:tcPr>
-            <w:tcW w:type="dxa" w:w="1300"/>
+            <w:tcW w:type="dxa" w:w="1450"/>
             <w:shd w:fill="D4762A" w:color="auto" w:val="clear"/>
             <w:tcMar>
               <w:top w:type="dxa" w:w="70"/>
@@ -926,13 +1058,40 @@
                 <w:sz w:val="18"/>
                 <w:szCs w:val="18"/>
               </w:rPr>
-              <w:t xml:space="preserve">Montant</w:t>
-            </w:r>
-          </w:p>
-        </w:tc>
-        <w:tc>
-          <w:tcPr>
-            <w:tcW w:type="dxa" w:w="5200"/>
+              <w:t xml:space="preserve">Montant TTC</w:t>
+            </w:r>
+          </w:p>
+        </w:tc>
+        <w:tc>
+          <w:tcPr>
+            <w:tcW w:type="dxa" w:w="1250"/>
+            <w:shd w:fill="D4762A" w:color="auto" w:val="clear"/>
+            <w:tcMar>
+              <w:top w:type="dxa" w:w="70"/>
+              <w:left w:type="dxa" w:w="110"/>
+              <w:bottom w:type="dxa" w:w="70"/>
+              <w:right w:type="dxa" w:w="110"/>
+            </w:tcMar>
+            <w:vAlign w:val="center"/>
+          </w:tcPr>
+          <w:p>
+            <w:pPr>
+              <w:spacing w:after="0" w:before="0" w:line="264" w:lineRule="auto"/>
+              <w:jc w:val="left"/>
+            </w:pPr>
+            <w:r>
+              <w:rPr>
+                <w:color w:val="FFFFFF"/>
+                <w:sz w:val="18"/>
+                <w:szCs w:val="18"/>
+              </w:rPr>
+              <w:t xml:space="preserve">€ / m² hab.</w:t>
+            </w:r>
+          </w:p>
+        </w:tc>
+        <w:tc>
+          <w:tcPr>
+            <w:tcW w:type="dxa" w:w="3000"/>
             <w:shd w:fill="D4762A" w:color="auto" w:val="clear"/>
             <w:tcMar>
               <w:top w:type="dxa" w:w="70"/>
@@ -961,7 +1120,7 @@
       <w:tr>
         <w:tc>
           <w:tcPr>
-            <w:tcW w:type="dxa" w:w="2900"/>
+            <w:tcW w:type="dxa" w:w="3700"/>
             <w:tcMar>
               <w:top w:type="dxa" w:w="70"/>
               <w:left w:type="dxa" w:w="110"/>
@@ -986,7 +1145,7 @@
         </w:tc>
         <w:tc>
           <w:tcPr>
-            <w:tcW w:type="dxa" w:w="1300"/>
+            <w:tcW w:type="dxa" w:w="1450"/>
             <w:tcMar>
               <w:top w:type="dxa" w:w="70"/>
               <w:left w:type="dxa" w:w="110"/>
@@ -1011,7 +1170,32 @@
         </w:tc>
         <w:tc>
           <w:tcPr>
-            <w:tcW w:type="dxa" w:w="5200"/>
+            <w:tcW w:type="dxa" w:w="1250"/>
+            <w:tcMar>
+              <w:top w:type="dxa" w:w="70"/>
+              <w:left w:type="dxa" w:w="110"/>
+              <w:bottom w:type="dxa" w:w="70"/>
+              <w:right w:type="dxa" w:w="110"/>
+            </w:tcMar>
+            <w:vAlign w:val="center"/>
+          </w:tcPr>
+          <w:p>
+            <w:pPr>
+              <w:spacing w:after="0" w:before="0" w:line="264" w:lineRule="auto"/>
+              <w:jc w:val="right"/>
+            </w:pPr>
+            <w:r>
+              <w:rPr>
+                <w:sz w:val="18"/>
+                <w:szCs w:val="18"/>
+              </w:rPr>
+              <w:t xml:space="preserve">{m2}</w:t>
+            </w:r>
+          </w:p>
+        </w:tc>
+        <w:tc>
+          <w:tcPr>
+            <w:tcW w:type="dxa" w:w="3000"/>
             <w:tcMar>
               <w:top w:type="dxa" w:w="70"/>
               <w:left w:type="dxa" w:w="110"/>
@@ -1038,7 +1222,7 @@
       <w:tr>
         <w:tc>
           <w:tcPr>
-            <w:tcW w:type="dxa" w:w="2900"/>
+            <w:tcW w:type="dxa" w:w="3700"/>
             <w:shd w:fill="FBE5D6" w:color="auto" w:val="clear"/>
             <w:tcMar>
               <w:top w:type="dxa" w:w="70"/>
@@ -1064,7 +1248,7 @@
         </w:tc>
         <w:tc>
           <w:tcPr>
-            <w:tcW w:type="dxa" w:w="1300"/>
+            <w:tcW w:type="dxa" w:w="1450"/>
             <w:shd w:fill="FBE5D6" w:color="auto" w:val="clear"/>
             <w:tcMar>
               <w:top w:type="dxa" w:w="70"/>
@@ -1090,7 +1274,33 @@
         </w:tc>
         <w:tc>
           <w:tcPr>
-            <w:tcW w:type="dxa" w:w="5200"/>
+            <w:tcW w:type="dxa" w:w="1250"/>
+            <w:shd w:fill="FBE5D6" w:color="auto" w:val="clear"/>
+            <w:tcMar>
+              <w:top w:type="dxa" w:w="70"/>
+              <w:left w:type="dxa" w:w="110"/>
+              <w:bottom w:type="dxa" w:w="70"/>
+              <w:right w:type="dxa" w:w="110"/>
+            </w:tcMar>
+            <w:vAlign w:val="center"/>
+          </w:tcPr>
+          <w:p>
+            <w:pPr>
+              <w:spacing w:after="0" w:before="0" w:line="264" w:lineRule="auto"/>
+              <w:jc w:val="right"/>
+            </w:pPr>
+            <w:r>
+              <w:rPr>
+                <w:sz w:val="18"/>
+                <w:szCs w:val="18"/>
+              </w:rPr>
+              <w:t xml:space="preserve">{m2}</w:t>
+            </w:r>
+          </w:p>
+        </w:tc>
+        <w:tc>
+          <w:tcPr>
+            <w:tcW w:type="dxa" w:w="3000"/>
             <w:shd w:fill="FBE5D6" w:color="auto" w:val="clear"/>
             <w:tcMar>
               <w:top w:type="dxa" w:w="70"/>
@@ -1118,7 +1328,7 @@
       <w:tr>
         <w:tc>
           <w:tcPr>
-            <w:tcW w:type="dxa" w:w="2900"/>
+            <w:tcW w:type="dxa" w:w="3700"/>
             <w:shd w:fill="DCE3EE" w:color="auto" w:val="clear"/>
             <w:tcMar>
               <w:top w:type="dxa" w:w="70"/>
@@ -1144,8 +1354,8 @@
         </w:tc>
         <w:tc>
           <w:tcPr>
-            <w:tcW w:type="dxa" w:w="6500"/>
-            <w:gridSpan w:val="2"/>
+            <w:tcW w:type="dxa" w:w="5700"/>
+            <w:gridSpan w:val="3"/>
             <w:shd w:fill="DCE3EE" w:color="auto" w:val="clear"/>
             <w:tcMar>
               <w:top w:type="dxa" w:w="70"/>
@@ -1231,14 +1441,6 @@
         <w:spacing w:after="0"/>
       </w:pPr>
       <w:r>
-        <w:t xml:space="preserve">{/a_vigilance}</w:t>
-      </w:r>
-    </w:p>
-    <w:p>
-      <w:pPr>
-        <w:spacing w:after="0"/>
-      </w:pPr>
-      <w:r>
         <w:t xml:space="preserve">{#vigilance}</w:t>
       </w:r>
     </w:p>
@@ -1261,6 +1463,14 @@
       </w:pPr>
       <w:r>
         <w:t xml:space="preserve">{/vigilance}</w:t>
+      </w:r>
+    </w:p>
+    <w:p>
+      <w:pPr>
+        <w:spacing w:after="0"/>
+      </w:pPr>
+      <w:r>
+        <w:t xml:space="preserve">{/a_vigilance}</w:t>
       </w:r>
     </w:p>
     <w:p>

--- a/public/modeles/estimatif_B.docx
+++ b/public/modeles/estimatif_B.docx
@@ -125,9 +125,11 @@
       </w:pPr>
       <w:r>
         <w:rPr>
-          <w:color w:val="D4762A"/>
-          <w:sz w:val="23"/>
-          <w:szCs w:val="23"/>
+          <w:b/>
+          <w:bCs/>
+          <w:color w:val="C85A1E"/>
+          <w:sz w:val="24"/>
+          <w:szCs w:val="24"/>
         </w:rPr>
         <w:t xml:space="preserve">Présentation générale du projet</w:t>
       </w:r>
@@ -183,9 +185,11 @@
       </w:pPr>
       <w:r>
         <w:rPr>
-          <w:color w:val="D4762A"/>
-          <w:sz w:val="23"/>
-          <w:szCs w:val="23"/>
+          <w:b/>
+          <w:bCs/>
+          <w:color w:val="C85A1E"/>
+          <w:sz w:val="24"/>
+          <w:szCs w:val="24"/>
         </w:rPr>
         <w:t xml:space="preserve">Objet de la mission</w:t>
       </w:r>
@@ -294,9 +298,11 @@
       </w:pPr>
       <w:r>
         <w:rPr>
-          <w:color w:val="D4762A"/>
-          <w:sz w:val="23"/>
-          <w:szCs w:val="23"/>
+          <w:b/>
+          <w:bCs/>
+          <w:color w:val="C85A1E"/>
+          <w:sz w:val="24"/>
+          <w:szCs w:val="24"/>
         </w:rPr>
         <w:t xml:space="preserve">Base de calcul — estimatif prévisionnel des travaux</w:t>
       </w:r>
@@ -953,9 +959,11 @@
       </w:pPr>
       <w:r>
         <w:rPr>
-          <w:color w:val="D4762A"/>
-          <w:sz w:val="23"/>
-          <w:szCs w:val="23"/>
+          <w:b/>
+          <w:bCs/>
+          <w:color w:val="C85A1E"/>
+          <w:sz w:val="24"/>
+          <w:szCs w:val="24"/>
         </w:rPr>
         <w:t xml:space="preserve">Budget global prévisionnel — Travaux et annexes financières</w:t>
       </w:r>
@@ -1429,9 +1437,11 @@
       </w:pPr>
       <w:r>
         <w:rPr>
-          <w:color w:val="D4762A"/>
-          <w:sz w:val="23"/>
-          <w:szCs w:val="23"/>
+          <w:b/>
+          <w:bCs/>
+          <w:color w:val="C85A1E"/>
+          <w:sz w:val="24"/>
+          <w:szCs w:val="24"/>
         </w:rPr>
         <w:t xml:space="preserve">Points de vigilance à instruire en phase diagnostic</w:t>
       </w:r>
@@ -1483,9 +1493,11 @@
       </w:pPr>
       <w:r>
         <w:rPr>
-          <w:color w:val="D4762A"/>
-          <w:sz w:val="23"/>
-          <w:szCs w:val="23"/>
+          <w:b/>
+          <w:bCs/>
+          <w:color w:val="C85A1E"/>
+          <w:sz w:val="24"/>
+          <w:szCs w:val="24"/>
         </w:rPr>
         <w:t xml:space="preserve">Nature de l'estimation</w:t>
       </w:r>

--- a/public/modeles/estimatif_B.docx
+++ b/public/modeles/estimatif_B.docx
@@ -229,6 +229,44 @@
     </w:p>
     <w:p>
       <w:pPr>
+        <w:spacing w:after="0"/>
+      </w:pPr>
+      <w:r>
+        <w:t xml:space="preserve">{#sous}</w:t>
+      </w:r>
+    </w:p>
+    <w:p>
+      <w:pPr>
+        <w:keepNext/>
+        <w:spacing w:after="40" w:before="80" w:line="264" w:lineRule="auto"/>
+        <w:jc w:val="left"/>
+      </w:pPr>
+      <w:r>
+        <w:rPr>
+          <w:b/>
+          <w:bCs/>
+        </w:rPr>
+        <w:t xml:space="preserve">{t}</w:t>
+      </w:r>
+    </w:p>
+    <w:p>
+      <w:pPr>
+        <w:spacing w:after="0"/>
+      </w:pPr>
+      <w:r>
+        <w:t xml:space="preserve">{/sous}</w:t>
+      </w:r>
+    </w:p>
+    <w:p>
+      <w:pPr>
+        <w:spacing w:after="0"/>
+      </w:pPr>
+      <w:r>
+        <w:t xml:space="preserve">{#p}</w:t>
+      </w:r>
+    </w:p>
+    <w:p>
+      <w:pPr>
         <w:pStyle w:val="ListParagraph"/>
         <w:numPr>
           <w:ilvl w:val="0"/>
@@ -237,7 +275,15 @@
         <w:spacing w:after="40" w:line="264" w:lineRule="auto"/>
       </w:pPr>
       <w:r>
-        <w:t xml:space="preserve">{.}</w:t>
+        <w:t xml:space="preserve">{t}</w:t>
+      </w:r>
+    </w:p>
+    <w:p>
+      <w:pPr>
+        <w:spacing w:after="0"/>
+      </w:pPr>
+      <w:r>
+        <w:t xml:space="preserve">{/p}</w:t>
       </w:r>
     </w:p>
     <w:p>
@@ -269,7 +315,7 @@
           <w:sz w:val="17"/>
           <w:szCs w:val="17"/>
         </w:rPr>
-        <w:t xml:space="preserve">Le détail de cette mission et son chiffrage font l'objet du document « Proposition d'honoraires » joint au présent dossier.</w:t>
+        <w:t xml:space="preserve">{est_ctr_phrase}</w:t>
       </w:r>
     </w:p>
     <w:p>
